--- a/public/materials/masterful-notes-designed-exercise.docx
+++ b/public/materials/masterful-notes-designed-exercise.docx
@@ -1,6 +1,6 @@
 
 <file path=word/document.xml><?xml version="1.0" encoding="utf-8"?>
-<w:document xmlns:wpc="http://schemas.microsoft.com/office/word/2010/wordprocessingCanvas" xmlns:cx="http://schemas.microsoft.com/office/drawing/2014/chartex" xmlns:cx1="http://schemas.microsoft.com/office/drawing/2015/9/8/chartex" xmlns:cx2="http://schemas.microsoft.com/office/drawing/2015/10/21/chartex" xmlns:cx3="http://schemas.microsoft.com/office/drawing/2016/5/9/chartex" xmlns:cx4="http://schemas.microsoft.com/office/drawing/2016/5/10/chartex" xmlns:cx5="http://schemas.microsoft.com/office/drawing/2016/5/11/chartex" xmlns:cx6="http://schemas.microsoft.com/office/drawing/2016/5/12/chartex" xmlns:cx7="http://schemas.microsoft.com/office/drawing/2016/5/13/chartex" xmlns:cx8="http://schemas.microsoft.com/office/drawing/2016/5/14/chartex" xmlns:mc="http://schemas.openxmlformats.org/markup-compatibility/2006" xmlns:aink="http://schemas.microsoft.com/office/drawing/2016/ink" xmlns:am3d="http://schemas.microsoft.com/office/drawing/2017/model3d" xmlns:o="urn:schemas-microsoft-com:office:office" xmlns:oel="http://schemas.microsoft.com/office/2019/extlst" xmlns:r="http://schemas.openxmlformats.org/officeDocument/2006/relationships" xmlns:m="http://schemas.openxmlformats.org/officeDocument/2006/math" xmlns:v="urn:schemas-microsoft-com:vml" xmlns:wp14="http://schemas.microsoft.com/office/word/2010/wordprocessingDrawing" xmlns:wp="http://schemas.openxmlformats.org/drawingml/2006/wordprocessingDrawing" xmlns:w10="urn:schemas-microsoft-com:office:word" xmlns:w="http://schemas.openxmlformats.org/wordprocessingml/2006/main" xmlns:w14="http://schemas.microsoft.com/office/word/2010/wordml" xmlns:w15="http://schemas.microsoft.com/office/word/2012/wordml" xmlns:w16cex="http://schemas.microsoft.com/office/word/2018/wordml/cex" xmlns:w16cid="http://schemas.microsoft.com/office/word/2016/wordml/cid" xmlns:w16="http://schemas.microsoft.com/office/word/2018/wordml" xmlns:w16du="http://schemas.microsoft.com/office/word/2023/wordml/word16du" xmlns:w16sdtdh="http://schemas.microsoft.com/office/word/2020/wordml/sdtdatahash" xmlns:w16sdtfl="http://schemas.microsoft.com/office/word/2024/wordml/sdtformatlock" xmlns:w16se="http://schemas.microsoft.com/office/word/2015/wordml/symex" xmlns:wpg="http://schemas.microsoft.com/office/word/2010/wordprocessingGroup" xmlns:wpi="http://schemas.microsoft.com/office/word/2010/wordprocessingInk" xmlns:wne="http://schemas.microsoft.com/office/word/2006/wordml" xmlns:wps="http://schemas.microsoft.com/office/word/2010/wordprocessingShape" mc:Ignorable="w14 w15 w16se w16cid w16 w16cex w16sdtdh w16sdtfl w16du wp14">
+<w:document xmlns:wpc="http://schemas.microsoft.com/office/word/2010/wordprocessingCanvas" xmlns:cx="http://schemas.microsoft.com/office/drawing/2014/chartex" xmlns:cx1="http://schemas.microsoft.com/office/drawing/2015/9/8/chartex" xmlns:cx2="http://schemas.microsoft.com/office/drawing/2015/10/21/chartex" xmlns:cx3="http://schemas.microsoft.com/office/drawing/2016/5/9/chartex" xmlns:cx4="http://schemas.microsoft.com/office/drawing/2016/5/10/chartex" xmlns:cx5="http://schemas.microsoft.com/office/drawing/2016/5/11/chartex" xmlns:cx6="http://schemas.microsoft.com/office/drawing/2016/5/12/chartex" xmlns:cx7="http://schemas.microsoft.com/office/drawing/2016/5/13/chartex" xmlns:cx8="http://schemas.microsoft.com/office/drawing/2016/5/14/chartex" xmlns:mc="http://schemas.openxmlformats.org/markup-compatibility/2006" xmlns:aink="http://schemas.microsoft.com/office/drawing/2016/ink" xmlns:am3d="http://schemas.microsoft.com/office/drawing/2017/model3d" xmlns:o="urn:schemas-microsoft-com:office:office" xmlns:oel="http://schemas.microsoft.com/office/2019/extlst" xmlns:r="http://schemas.openxmlformats.org/officeDocument/2006/relationships" xmlns:m="http://schemas.openxmlformats.org/officeDocument/2006/math" xmlns:v="urn:schemas-microsoft-com:vml" xmlns:wp14="http://schemas.microsoft.com/office/word/2010/wordprocessingDrawing" xmlns:wp="http://schemas.openxmlformats.org/drawingml/2006/wordprocessingDrawing" xmlns:w10="urn:schemas-microsoft-com:office:word" xmlns:w="http://schemas.openxmlformats.org/wordprocessingml/2006/main" xmlns:w14="http://schemas.microsoft.com/office/word/2010/wordml" xmlns:w15="http://schemas.microsoft.com/office/word/2012/wordml" xmlns:w16cei="http://schemas.microsoft.com/office/word/2026/wordml/cei" xmlns:w16cex="http://schemas.microsoft.com/office/word/2018/wordml/cex" xmlns:w16cid="http://schemas.microsoft.com/office/word/2016/wordml/cid" xmlns:w16="http://schemas.microsoft.com/office/word/2018/wordml" xmlns:w16du="http://schemas.microsoft.com/office/word/2023/wordml/word16du" xmlns:w16sdtdh="http://schemas.microsoft.com/office/word/2020/wordml/sdtdatahash" xmlns:w16sdtfl="http://schemas.microsoft.com/office/word/2024/wordml/sdtformatlock" xmlns:w16se="http://schemas.microsoft.com/office/word/2015/wordml/symex" xmlns:wpg="http://schemas.microsoft.com/office/word/2010/wordprocessingGroup" xmlns:wpi="http://schemas.microsoft.com/office/word/2010/wordprocessingInk" xmlns:wne="http://schemas.microsoft.com/office/word/2006/wordml" xmlns:wps="http://schemas.microsoft.com/office/word/2010/wordprocessingShape" mc:Ignorable="w14 w15 w16se w16cid w16 w16cex w16sdtdh w16sdtfl w16du wp14">
   <w:body>
     <w:p>
       <w:pPr>
@@ -14,7 +14,21 @@
           <w:sz w:val="36"/>
           <w:szCs w:val="36"/>
         </w:rPr>
-        <w:t xml:space="preserve">Lesson 5a: Masterful Notes Designed (063026) </w:t>
+        <w:t>Lesson 5a</w:t>
+      </w:r>
+      <w:r>
+        <w:rPr>
+          <w:sz w:val="36"/>
+          <w:szCs w:val="36"/>
+        </w:rPr>
+        <w:t xml:space="preserve"> Exercises</w:t>
+      </w:r>
+      <w:r>
+        <w:rPr>
+          <w:sz w:val="36"/>
+          <w:szCs w:val="36"/>
+        </w:rPr>
+        <w:t xml:space="preserve">: Masterful Notes Designed </w:t>
       </w:r>
     </w:p>
     <w:p>
@@ -99,13 +113,21 @@
           <w:ilvl w:val="0"/>
           <w:numId w:val="5"/>
         </w:numPr>
-        <w:ind w:left="1526" w:hanging="322"/>
+        <w:ind w:left="1442" w:hanging="308"/>
       </w:pPr>
       <w:r>
         <w:t>C</w:t>
       </w:r>
       <w:r>
-        <w:t xml:space="preserve">ollect all of the information you wrote down </w:t>
+        <w:t xml:space="preserve">ollect </w:t>
+      </w:r>
+      <w:proofErr w:type="gramStart"/>
+      <w:r>
+        <w:t>all of</w:t>
+      </w:r>
+      <w:proofErr w:type="gramEnd"/>
+      <w:r>
+        <w:t xml:space="preserve"> the information you wrote down </w:t>
       </w:r>
       <w:r>
         <w:t>when you</w:t>
@@ -150,9 +172,9 @@
         </w:numPr>
         <w:tabs>
           <w:tab w:val="clear" w:pos="1800"/>
-          <w:tab w:val="num" w:pos="1512"/>
-        </w:tabs>
-        <w:ind w:left="1498" w:hanging="322"/>
+          <w:tab w:val="num" w:pos="1428"/>
+        </w:tabs>
+        <w:ind w:left="1498" w:hanging="378"/>
       </w:pPr>
       <w:r>
         <w:t>You summarized the one thing you want people thinking about you and wrote it as a captivating Headline</w:t>
@@ -192,12 +214,8 @@
         <w:pStyle w:val="ListParagraph"/>
         <w:numPr>
           <w:ilvl w:val="0"/>
-          <w:numId w:val="4"/>
+          <w:numId w:val="14"/>
         </w:numPr>
-        <w:tabs>
-          <w:tab w:val="clear" w:pos="1800"/>
-        </w:tabs>
-        <w:ind w:left="1470" w:hanging="322"/>
       </w:pPr>
       <w:r>
         <w:t>WHAT – is the essence of what you do? (It usually starts with, “I help people to …  “)</w:t>
@@ -208,12 +226,8 @@
         <w:pStyle w:val="ListParagraph"/>
         <w:numPr>
           <w:ilvl w:val="0"/>
-          <w:numId w:val="4"/>
+          <w:numId w:val="14"/>
         </w:numPr>
-        <w:tabs>
-          <w:tab w:val="clear" w:pos="1800"/>
-        </w:tabs>
-        <w:ind w:left="1470" w:hanging="322"/>
       </w:pPr>
       <w:r>
         <w:t>WHY – is what you do important?</w:t>
@@ -224,13 +238,9 @@
         <w:pStyle w:val="ListParagraph"/>
         <w:numPr>
           <w:ilvl w:val="0"/>
-          <w:numId w:val="4"/>
+          <w:numId w:val="14"/>
         </w:numPr>
-        <w:tabs>
-          <w:tab w:val="clear" w:pos="1800"/>
-        </w:tabs>
         <w:spacing w:after="0"/>
-        <w:ind w:left="1470" w:hanging="322"/>
       </w:pPr>
       <w:r>
         <w:t>HOW – do you do it?</w:t>
@@ -271,7 +281,7 @@
           <w:ilvl w:val="0"/>
           <w:numId w:val="5"/>
         </w:numPr>
-        <w:ind w:left="1526" w:hanging="350"/>
+        <w:ind w:left="1414" w:hanging="350"/>
       </w:pPr>
       <w:r>
         <w:t>You wrote a</w:t>
@@ -318,7 +328,7 @@
           <w:ilvl w:val="0"/>
           <w:numId w:val="5"/>
         </w:numPr>
-        <w:ind w:left="1526" w:hanging="336"/>
+        <w:ind w:left="1456" w:hanging="378"/>
       </w:pPr>
       <w:r>
         <w:t>Write down your main points in complete sentences. Don’t worry about formatting just yet.</w:t>
@@ -351,7 +361,7 @@
       <w:pPr>
         <w:numPr>
           <w:ilvl w:val="0"/>
-          <w:numId w:val="9"/>
+          <w:numId w:val="15"/>
         </w:numPr>
         <w:spacing w:after="0"/>
       </w:pPr>
@@ -380,30 +390,30 @@
     <w:p>
       <w:pPr>
         <w:numPr>
-          <w:ilvl w:val="1"/>
-          <w:numId w:val="1"/>
+          <w:ilvl w:val="0"/>
+          <w:numId w:val="15"/>
         </w:numPr>
-        <w:tabs>
-          <w:tab w:val="clear" w:pos="1800"/>
-        </w:tabs>
         <w:spacing w:after="0"/>
-        <w:ind w:left="1526" w:hanging="350"/>
-      </w:pPr>
-      <w:r>
-        <w:t>Use a sans serif font (like Arial or Calibri) in 14 or 16 point size.</w:t>
+      </w:pPr>
+      <w:r>
+        <w:t xml:space="preserve">Use a sans serif font (like Arial or Calibri) in </w:t>
+      </w:r>
+      <w:proofErr w:type="gramStart"/>
+      <w:r>
+        <w:t>14 or 16 point</w:t>
+      </w:r>
+      <w:proofErr w:type="gramEnd"/>
+      <w:r>
+        <w:t xml:space="preserve"> size.</w:t>
       </w:r>
     </w:p>
     <w:p>
       <w:pPr>
         <w:numPr>
-          <w:ilvl w:val="1"/>
-          <w:numId w:val="1"/>
+          <w:ilvl w:val="0"/>
+          <w:numId w:val="15"/>
         </w:numPr>
-        <w:tabs>
-          <w:tab w:val="clear" w:pos="1800"/>
-        </w:tabs>
         <w:spacing w:after="0"/>
-        <w:ind w:left="1526" w:hanging="350"/>
       </w:pPr>
       <w:r>
         <w:t xml:space="preserve">Set the line spacing to 1.5 and indent </w:t>
@@ -418,14 +428,10 @@
     <w:p>
       <w:pPr>
         <w:numPr>
-          <w:ilvl w:val="1"/>
-          <w:numId w:val="1"/>
+          <w:ilvl w:val="0"/>
+          <w:numId w:val="15"/>
         </w:numPr>
-        <w:tabs>
-          <w:tab w:val="clear" w:pos="1800"/>
-        </w:tabs>
         <w:spacing w:after="0"/>
-        <w:ind w:left="1526" w:hanging="350"/>
       </w:pPr>
       <w:r>
         <w:t>Eliminate all punctuation marks to help with natural pauses.</w:t>
@@ -463,7 +469,7 @@
           <w:ilvl w:val="1"/>
           <w:numId w:val="1"/>
         </w:numPr>
-        <w:ind w:left="1540" w:hanging="364"/>
+        <w:ind w:left="1470" w:hanging="378"/>
       </w:pPr>
       <w:r>
         <w:t>Look over your Masterful Notes. Ensure they are visually clear and easy to follow. Adjust as needed to improve clarity.</w:t>
@@ -485,8 +491,14 @@
         <w:rPr>
           <w:b/>
           <w:bCs/>
-          <w:sz w:val="24"/>
-          <w:szCs w:val="24"/>
+        </w:rPr>
+      </w:pPr>
+    </w:p>
+    <w:p>
+      <w:pPr>
+        <w:rPr>
+          <w:b/>
+          <w:bCs/>
         </w:rPr>
       </w:pPr>
     </w:p>
@@ -499,71 +511,14 @@
           <w:szCs w:val="24"/>
         </w:rPr>
       </w:pPr>
-    </w:p>
-    <w:p>
-      <w:pPr>
+      <w:r>
         <w:rPr>
           <w:b/>
           <w:bCs/>
           <w:sz w:val="24"/>
           <w:szCs w:val="24"/>
         </w:rPr>
-      </w:pPr>
-    </w:p>
-    <w:p>
-      <w:pPr>
-        <w:rPr>
-          <w:b/>
-          <w:bCs/>
-          <w:sz w:val="24"/>
-          <w:szCs w:val="24"/>
-        </w:rPr>
-      </w:pPr>
-    </w:p>
-    <w:p>
-      <w:pPr>
-        <w:rPr>
-          <w:b/>
-          <w:bCs/>
-          <w:sz w:val="24"/>
-          <w:szCs w:val="24"/>
-        </w:rPr>
-      </w:pPr>
-      <w:r>
-        <w:rPr>
-          <w:b/>
-          <w:bCs/>
-          <w:sz w:val="24"/>
-          <w:szCs w:val="24"/>
-        </w:rPr>
-        <w:t xml:space="preserve">Exercise </w:t>
-      </w:r>
-      <w:r>
-        <w:rPr>
-          <w:b/>
-          <w:bCs/>
-          <w:sz w:val="24"/>
-          <w:szCs w:val="24"/>
-        </w:rPr>
-        <w:t>2</w:t>
-      </w:r>
-      <w:r>
-        <w:rPr>
-          <w:b/>
-          <w:bCs/>
-          <w:sz w:val="24"/>
-          <w:szCs w:val="24"/>
-        </w:rPr>
-        <w:t>: Creating Masterful Notes</w:t>
-      </w:r>
-      <w:r>
-        <w:rPr>
-          <w:b/>
-          <w:bCs/>
-          <w:sz w:val="24"/>
-          <w:szCs w:val="24"/>
-        </w:rPr>
-        <w:t xml:space="preserve"> for your Presentation</w:t>
+        <w:t>Exercise 2: Make Your Masterful Notes Glanceable</w:t>
       </w:r>
     </w:p>
     <w:p>
@@ -575,16 +530,19 @@
         <w:t>Objective:</w:t>
       </w:r>
       <w:r>
-        <w:t xml:space="preserve"> Practice formatting </w:t>
-      </w:r>
-      <w:r>
-        <w:t>Masterful N</w:t>
-      </w:r>
-      <w:r>
-        <w:t>otes using the guidelines discussed.</w:t>
-      </w:r>
-    </w:p>
-    <w:p>
+        <w:t xml:space="preserve"> </w:t>
+      </w:r>
+      <w:r>
+        <w:t>Refine your Masterful Notes so they act as visual prompts rather than a script.</w:t>
+      </w:r>
+    </w:p>
+    <w:p>
+      <w:pPr>
+        <w:rPr>
+          <w:b/>
+          <w:bCs/>
+        </w:rPr>
+      </w:pPr>
       <w:r>
         <w:rPr>
           <w:b/>
@@ -594,56 +552,91 @@
       </w:r>
     </w:p>
     <w:p>
-      <w:pPr>
-        <w:spacing w:after="0"/>
-        <w:ind w:left="284"/>
-      </w:pPr>
       <w:r>
         <w:rPr>
           <w:b/>
           <w:bCs/>
         </w:rPr>
-        <w:t xml:space="preserve">1.  </w:t>
-      </w:r>
+        <w:t>1. Review your notes briefly.</w:t>
+      </w:r>
+      <w:r>
+        <w:br/>
+        <w:t>Look at your completed Masterful Notes for 10–15 seconds, then look away.</w:t>
+      </w:r>
+    </w:p>
+    <w:p>
+      <w:r>
+        <w:t>Ask yourself:</w:t>
+      </w:r>
+    </w:p>
+    <w:p>
+      <w:pPr>
+        <w:numPr>
+          <w:ilvl w:val="0"/>
+          <w:numId w:val="12"/>
+        </w:numPr>
+        <w:spacing w:after="0"/>
+      </w:pPr>
+      <w:r>
+        <w:t xml:space="preserve">Could I quickly see where one idea ended and the next began? </w:t>
+      </w:r>
+    </w:p>
+    <w:p>
+      <w:pPr>
+        <w:numPr>
+          <w:ilvl w:val="0"/>
+          <w:numId w:val="12"/>
+        </w:numPr>
+        <w:spacing w:after="0"/>
+      </w:pPr>
+      <w:r>
+        <w:t xml:space="preserve">Could I tell which ideas belonged together? </w:t>
+      </w:r>
+    </w:p>
+    <w:p>
+      <w:pPr>
+        <w:numPr>
+          <w:ilvl w:val="0"/>
+          <w:numId w:val="12"/>
+        </w:numPr>
+      </w:pPr>
+      <w:r>
+        <w:t xml:space="preserve">Were there any lines that contained more information than I could absorb </w:t>
+      </w:r>
+      <w:proofErr w:type="gramStart"/>
+      <w:r>
+        <w:t>at a glance</w:t>
+      </w:r>
+      <w:proofErr w:type="gramEnd"/>
+      <w:r>
+        <w:t xml:space="preserve">? </w:t>
+      </w:r>
+    </w:p>
+    <w:p>
       <w:r>
         <w:rPr>
           <w:b/>
           <w:bCs/>
         </w:rPr>
-        <w:t>Go back to Lesson 3: Impactful Structure</w:t>
-      </w:r>
-      <w:r>
-        <w:t xml:space="preserve"> </w:t>
-      </w:r>
-    </w:p>
-    <w:p>
-      <w:pPr>
-        <w:pStyle w:val="ListParagraph"/>
-        <w:numPr>
-          <w:ilvl w:val="0"/>
-          <w:numId w:val="5"/>
-        </w:numPr>
-        <w:ind w:left="1526" w:hanging="322"/>
-      </w:pPr>
-      <w:r>
-        <w:t>Collect all of the information you wrote down when you:</w:t>
-      </w:r>
-    </w:p>
-    <w:p>
-      <w:pPr>
-        <w:pStyle w:val="ListParagraph"/>
-        <w:ind w:left="1526"/>
-      </w:pPr>
-    </w:p>
-    <w:p>
-      <w:pPr>
-        <w:pStyle w:val="ListParagraph"/>
-        <w:numPr>
-          <w:ilvl w:val="2"/>
-          <w:numId w:val="4"/>
-        </w:numPr>
-        <w:spacing w:before="240" w:after="0"/>
-        <w:ind w:left="1120" w:hanging="411"/>
+        <w:t>2. Identify your trigger words</w:t>
+      </w:r>
+      <w:r>
+        <w:br/>
+        <w:t>For each line, identify the one or two words that remind you of the complete idea you want to express.</w:t>
+      </w:r>
+    </w:p>
+    <w:p>
+      <w:r>
+        <w:t>Ask yourself:</w:t>
+      </w:r>
+    </w:p>
+    <w:p>
+      <w:r>
+        <w:t>“How few words do I need to remind me what I want to say?”</w:t>
+      </w:r>
+    </w:p>
+    <w:p>
+      <w:pPr>
         <w:rPr>
           <w:b/>
           <w:bCs/>
@@ -654,40 +647,75 @@
           <w:b/>
           <w:bCs/>
         </w:rPr>
-        <w:t>Identified Your Conclusion</w:t>
-      </w:r>
-    </w:p>
-    <w:p>
-      <w:pPr>
-        <w:pStyle w:val="ListParagraph"/>
+        <w:t>3. Simplify where necessary</w:t>
+      </w:r>
+    </w:p>
+    <w:p>
+      <w:r>
+        <w:t>Review your notes and:</w:t>
+      </w:r>
+    </w:p>
+    <w:p>
+      <w:pPr>
         <w:numPr>
           <w:ilvl w:val="0"/>
-          <w:numId w:val="3"/>
+          <w:numId w:val="13"/>
         </w:numPr>
-        <w:tabs>
-          <w:tab w:val="clear" w:pos="1800"/>
-          <w:tab w:val="num" w:pos="1512"/>
-        </w:tabs>
-        <w:ind w:left="1498" w:hanging="322"/>
-      </w:pPr>
-      <w:r>
-        <w:t>You summarized the one thing you want people thinking about you and wrote it as a captivating Headline.</w:t>
-      </w:r>
-    </w:p>
-    <w:p>
-      <w:pPr>
-        <w:pStyle w:val="ListParagraph"/>
-        <w:ind w:left="1498"/>
-      </w:pPr>
-    </w:p>
-    <w:p>
-      <w:pPr>
-        <w:pStyle w:val="ListParagraph"/>
+        <w:spacing w:after="0"/>
+      </w:pPr>
+      <w:r>
+        <w:t xml:space="preserve">Shorten any line that still feels like a sentence </w:t>
+      </w:r>
+    </w:p>
+    <w:p>
+      <w:pPr>
         <w:numPr>
-          <w:ilvl w:val="2"/>
-          <w:numId w:val="4"/>
+          <w:ilvl w:val="0"/>
+          <w:numId w:val="13"/>
         </w:numPr>
-        <w:ind w:left="1134" w:hanging="392"/>
+        <w:spacing w:after="0"/>
+      </w:pPr>
+      <w:r>
+        <w:t xml:space="preserve">Break longer ideas into smaller bursts </w:t>
+      </w:r>
+    </w:p>
+    <w:p>
+      <w:pPr>
+        <w:numPr>
+          <w:ilvl w:val="0"/>
+          <w:numId w:val="13"/>
+        </w:numPr>
+        <w:spacing w:after="0"/>
+      </w:pPr>
+      <w:r>
+        <w:t xml:space="preserve">Remove words you don't need </w:t>
+      </w:r>
+    </w:p>
+    <w:p>
+      <w:pPr>
+        <w:numPr>
+          <w:ilvl w:val="0"/>
+          <w:numId w:val="13"/>
+        </w:numPr>
+        <w:spacing w:after="0"/>
+      </w:pPr>
+      <w:r>
+        <w:t xml:space="preserve">Use indentation to show how ideas connect </w:t>
+      </w:r>
+    </w:p>
+    <w:p>
+      <w:pPr>
+        <w:numPr>
+          <w:ilvl w:val="0"/>
+          <w:numId w:val="13"/>
+        </w:numPr>
+      </w:pPr>
+      <w:r>
+        <w:t xml:space="preserve">Make sure each new major thought clearly resets to the left </w:t>
+      </w:r>
+    </w:p>
+    <w:p>
+      <w:pPr>
         <w:rPr>
           <w:b/>
           <w:bCs/>
@@ -698,224 +726,26 @@
           <w:b/>
           <w:bCs/>
         </w:rPr>
-        <w:t>Identified Your Main Points by Answering</w:t>
-      </w:r>
-    </w:p>
-    <w:tbl>
-      <w:tblPr>
-        <w:tblStyle w:val="TableGrid"/>
-        <w:tblW w:w="0" w:type="auto"/>
-        <w:tblInd w:w="137" w:type="dxa"/>
-        <w:tblBorders>
-          <w:top w:val="none" w:sz="0" w:space="0" w:color="auto"/>
-          <w:left w:val="none" w:sz="0" w:space="0" w:color="auto"/>
-          <w:bottom w:val="none" w:sz="0" w:space="0" w:color="auto"/>
-          <w:right w:val="none" w:sz="0" w:space="0" w:color="auto"/>
-          <w:insideH w:val="none" w:sz="0" w:space="0" w:color="auto"/>
-          <w:insideV w:val="none" w:sz="0" w:space="0" w:color="auto"/>
-        </w:tblBorders>
-        <w:tblLook w:val="04A0" w:firstRow="1" w:lastRow="0" w:firstColumn="1" w:lastColumn="0" w:noHBand="0" w:noVBand="1"/>
-      </w:tblPr>
-      <w:tblGrid>
-        <w:gridCol w:w="2130"/>
-        <w:gridCol w:w="2249"/>
-      </w:tblGrid>
-      <w:tr>
-        <w:trPr>
-          <w:trHeight w:val="346"/>
-        </w:trPr>
-        <w:tc>
-          <w:tcPr>
-            <w:tcW w:w="2130" w:type="dxa"/>
-          </w:tcPr>
-          <w:p>
-            <w:pPr>
-              <w:pStyle w:val="ListParagraph"/>
-              <w:numPr>
-                <w:ilvl w:val="0"/>
-                <w:numId w:val="5"/>
-              </w:numPr>
-              <w:ind w:left="1304" w:hanging="350"/>
-              <w:jc w:val="both"/>
-              <w:rPr>
-                <w:b/>
-                <w:bCs/>
-              </w:rPr>
-            </w:pPr>
-            <w:r>
-              <w:rPr>
-                <w:b/>
-                <w:bCs/>
-              </w:rPr>
-              <w:t>WHAT</w:t>
-            </w:r>
-          </w:p>
-        </w:tc>
-        <w:tc>
-          <w:tcPr>
-            <w:tcW w:w="2249" w:type="dxa"/>
-          </w:tcPr>
-          <w:p>
-            <w:pPr>
-              <w:pStyle w:val="ListParagraph"/>
-              <w:numPr>
-                <w:ilvl w:val="0"/>
-                <w:numId w:val="5"/>
-              </w:numPr>
-              <w:ind w:left="588" w:hanging="266"/>
-              <w:jc w:val="both"/>
-              <w:rPr>
-                <w:b/>
-                <w:bCs/>
-              </w:rPr>
-            </w:pPr>
-            <w:r>
-              <w:rPr>
-                <w:b/>
-                <w:bCs/>
-              </w:rPr>
-              <w:t>WHEN</w:t>
-            </w:r>
-          </w:p>
-        </w:tc>
-      </w:tr>
-      <w:tr>
-        <w:trPr>
-          <w:trHeight w:val="346"/>
-        </w:trPr>
-        <w:tc>
-          <w:tcPr>
-            <w:tcW w:w="2130" w:type="dxa"/>
-          </w:tcPr>
-          <w:p>
-            <w:pPr>
-              <w:pStyle w:val="ListParagraph"/>
-              <w:numPr>
-                <w:ilvl w:val="0"/>
-                <w:numId w:val="5"/>
-              </w:numPr>
-              <w:ind w:left="1304" w:hanging="350"/>
-              <w:jc w:val="both"/>
-              <w:rPr>
-                <w:b/>
-                <w:bCs/>
-              </w:rPr>
-            </w:pPr>
-            <w:r>
-              <w:rPr>
-                <w:b/>
-                <w:bCs/>
-              </w:rPr>
-              <w:t>WHY</w:t>
-            </w:r>
-          </w:p>
-        </w:tc>
-        <w:tc>
-          <w:tcPr>
-            <w:tcW w:w="2249" w:type="dxa"/>
-          </w:tcPr>
-          <w:p>
-            <w:pPr>
-              <w:pStyle w:val="ListParagraph"/>
-              <w:numPr>
-                <w:ilvl w:val="0"/>
-                <w:numId w:val="5"/>
-              </w:numPr>
-              <w:ind w:left="588" w:hanging="266"/>
-              <w:jc w:val="both"/>
-              <w:rPr>
-                <w:b/>
-                <w:bCs/>
-              </w:rPr>
-            </w:pPr>
-            <w:r>
-              <w:rPr>
-                <w:b/>
-                <w:bCs/>
-              </w:rPr>
-              <w:t>WHERE</w:t>
-            </w:r>
-          </w:p>
-        </w:tc>
-      </w:tr>
-      <w:tr>
-        <w:trPr>
-          <w:trHeight w:val="346"/>
-        </w:trPr>
-        <w:tc>
-          <w:tcPr>
-            <w:tcW w:w="2130" w:type="dxa"/>
-          </w:tcPr>
-          <w:p>
-            <w:pPr>
-              <w:pStyle w:val="ListParagraph"/>
-              <w:numPr>
-                <w:ilvl w:val="0"/>
-                <w:numId w:val="5"/>
-              </w:numPr>
-              <w:ind w:left="1304" w:hanging="350"/>
-              <w:jc w:val="both"/>
-              <w:rPr>
-                <w:b/>
-                <w:bCs/>
-              </w:rPr>
-            </w:pPr>
-            <w:r>
-              <w:rPr>
-                <w:b/>
-                <w:bCs/>
-              </w:rPr>
-              <w:t>HOW</w:t>
-            </w:r>
-          </w:p>
-        </w:tc>
-        <w:tc>
-          <w:tcPr>
-            <w:tcW w:w="2249" w:type="dxa"/>
-          </w:tcPr>
-          <w:p>
-            <w:pPr>
-              <w:pStyle w:val="ListParagraph"/>
-              <w:numPr>
-                <w:ilvl w:val="0"/>
-                <w:numId w:val="5"/>
-              </w:numPr>
-              <w:ind w:left="588" w:hanging="266"/>
-              <w:jc w:val="both"/>
-              <w:rPr>
-                <w:b/>
-                <w:bCs/>
-              </w:rPr>
-            </w:pPr>
-            <w:r>
-              <w:rPr>
-                <w:b/>
-                <w:bCs/>
-              </w:rPr>
-              <w:t>WHO</w:t>
-            </w:r>
-          </w:p>
-        </w:tc>
-      </w:tr>
-    </w:tbl>
-    <w:p>
-      <w:pPr>
-        <w:spacing w:after="0"/>
-        <w:rPr>
-          <w:sz w:val="4"/>
-          <w:szCs w:val="4"/>
-        </w:rPr>
-      </w:pPr>
-    </w:p>
-    <w:p>
-      <w:pPr>
-        <w:pStyle w:val="ListParagraph"/>
-        <w:numPr>
-          <w:ilvl w:val="2"/>
-          <w:numId w:val="4"/>
-        </w:numPr>
-        <w:spacing w:before="240"/>
-        <w:ind w:left="1134" w:hanging="378"/>
+        <w:t>4. Give your notes the Glance Test</w:t>
+      </w:r>
+    </w:p>
+    <w:p>
+      <w:r>
+        <w:t>Look at each line briefly.</w:t>
+      </w:r>
+    </w:p>
+    <w:p>
+      <w:r>
+        <w:t>Can you understand the idea without having to read the entire line carefully?</w:t>
+      </w:r>
+    </w:p>
+    <w:p>
+      <w:r>
+        <w:t>If not, simplify it again.</w:t>
+      </w:r>
+    </w:p>
+    <w:p>
+      <w:pPr>
         <w:rPr>
           <w:b/>
           <w:bCs/>
@@ -926,202 +756,17 @@
           <w:b/>
           <w:bCs/>
         </w:rPr>
-        <w:t>Identified Your Close</w:t>
-      </w:r>
-    </w:p>
-    <w:p>
-      <w:pPr>
-        <w:pStyle w:val="ListParagraph"/>
-        <w:numPr>
-          <w:ilvl w:val="0"/>
-          <w:numId w:val="5"/>
-        </w:numPr>
-        <w:ind w:left="1526" w:hanging="350"/>
-      </w:pPr>
-      <w:r>
-        <w:t>You wrote a</w:t>
-      </w:r>
-      <w:r>
-        <w:t>n evocative statement / question or a call to actio</w:t>
-      </w:r>
-      <w:r>
-        <w:t>n.</w:t>
-      </w:r>
-    </w:p>
-    <w:p>
-      <w:pPr>
-        <w:pStyle w:val="ListParagraph"/>
-        <w:ind w:left="1526"/>
-      </w:pPr>
-    </w:p>
-    <w:p>
-      <w:pPr>
-        <w:ind w:left="284"/>
-      </w:pPr>
-      <w:r>
-        <w:rPr>
-          <w:b/>
-          <w:bCs/>
-        </w:rPr>
-        <w:t xml:space="preserve">2. </w:t>
-      </w:r>
-      <w:r>
-        <w:rPr>
-          <w:b/>
-          <w:bCs/>
-        </w:rPr>
-        <w:t>Draft Your Ideas:</w:t>
-      </w:r>
-      <w:r>
-        <w:t xml:space="preserve"> </w:t>
-      </w:r>
-    </w:p>
-    <w:p>
-      <w:pPr>
-        <w:pStyle w:val="ListParagraph"/>
-        <w:numPr>
-          <w:ilvl w:val="0"/>
-          <w:numId w:val="5"/>
-        </w:numPr>
-        <w:ind w:left="1526" w:hanging="336"/>
-      </w:pPr>
-      <w:r>
-        <w:t>Write down your main points in complete sentences. Don’t worry about formatting just yet.</w:t>
-      </w:r>
-    </w:p>
-    <w:p>
-      <w:pPr>
-        <w:pStyle w:val="ListParagraph"/>
-        <w:ind w:left="1526"/>
-      </w:pPr>
-    </w:p>
-    <w:p>
-      <w:pPr>
-        <w:spacing w:after="0"/>
-        <w:ind w:left="284"/>
-      </w:pPr>
-      <w:r>
-        <w:rPr>
-          <w:b/>
-          <w:bCs/>
-        </w:rPr>
-        <w:t xml:space="preserve">3. </w:t>
-      </w:r>
-      <w:r>
-        <w:rPr>
-          <w:b/>
-          <w:bCs/>
-        </w:rPr>
-        <w:t>Apply Formatting Guidelines:</w:t>
-      </w:r>
-    </w:p>
-    <w:p>
-      <w:pPr>
-        <w:numPr>
-          <w:ilvl w:val="1"/>
-          <w:numId w:val="1"/>
-        </w:numPr>
-        <w:tabs>
-          <w:tab w:val="clear" w:pos="1800"/>
-        </w:tabs>
-        <w:spacing w:after="0"/>
-        <w:ind w:left="1526" w:hanging="350"/>
-      </w:pPr>
-      <w:r>
-        <w:t>Convert your complete sentences into bursts of ideas. Aim for concise phrases rather than full sentences.</w:t>
-      </w:r>
-    </w:p>
-    <w:p>
-      <w:pPr>
-        <w:numPr>
-          <w:ilvl w:val="1"/>
-          <w:numId w:val="1"/>
-        </w:numPr>
-        <w:tabs>
-          <w:tab w:val="clear" w:pos="1800"/>
-        </w:tabs>
-        <w:spacing w:after="0"/>
-        <w:ind w:left="1526" w:hanging="350"/>
-      </w:pPr>
-      <w:r>
-        <w:t>Use a sans serif font (like Arial or Calibri) in 14 or 16 point size.</w:t>
-      </w:r>
-    </w:p>
-    <w:p>
-      <w:pPr>
-        <w:numPr>
-          <w:ilvl w:val="1"/>
-          <w:numId w:val="1"/>
-        </w:numPr>
-        <w:tabs>
-          <w:tab w:val="clear" w:pos="1800"/>
-        </w:tabs>
-        <w:spacing w:after="0"/>
-        <w:ind w:left="1526" w:hanging="350"/>
-      </w:pPr>
-      <w:r>
-        <w:t xml:space="preserve">Set the line spacing to 1.5 and indent </w:t>
-      </w:r>
-      <w:r>
-        <w:t>freely</w:t>
-      </w:r>
-      <w:r>
-        <w:t>.</w:t>
-      </w:r>
-    </w:p>
-    <w:p>
-      <w:pPr>
-        <w:numPr>
-          <w:ilvl w:val="1"/>
-          <w:numId w:val="1"/>
-        </w:numPr>
-        <w:tabs>
-          <w:tab w:val="clear" w:pos="1800"/>
-        </w:tabs>
-        <w:spacing w:after="0"/>
-        <w:ind w:left="1526" w:hanging="350"/>
-      </w:pPr>
-      <w:r>
-        <w:t>Eliminate all punctuation marks to help with natural pauses.</w:t>
-      </w:r>
-    </w:p>
-    <w:p>
-      <w:pPr>
-        <w:spacing w:after="0"/>
-        <w:ind w:left="1526"/>
-      </w:pPr>
-    </w:p>
-    <w:p>
-      <w:pPr>
-        <w:pStyle w:val="ListParagraph"/>
-        <w:numPr>
-          <w:ilvl w:val="2"/>
-          <w:numId w:val="1"/>
-        </w:numPr>
-        <w:spacing w:after="0"/>
-        <w:ind w:left="504" w:hanging="220"/>
-      </w:pPr>
-      <w:r>
-        <w:rPr>
-          <w:b/>
-          <w:bCs/>
-        </w:rPr>
-        <w:t>Review:</w:t>
-      </w:r>
-      <w:r>
-        <w:t xml:space="preserve"> </w:t>
-      </w:r>
-    </w:p>
-    <w:p>
-      <w:pPr>
-        <w:numPr>
-          <w:ilvl w:val="1"/>
-          <w:numId w:val="1"/>
-        </w:numPr>
-        <w:ind w:left="1540" w:hanging="364"/>
-      </w:pPr>
-      <w:r>
-        <w:t>Look over your Masterful Notes. Ensure they are visually clear and easy to follow. Adjust as needed to improve clarity.</w:t>
+        <w:t>Reflection</w:t>
+      </w:r>
+    </w:p>
+    <w:p>
+      <w:r>
+        <w:t>What did you remove or change to make your notes easier to follow?</w:t>
+      </w:r>
+    </w:p>
+    <w:p>
+      <w:r>
+        <w:t>Remember: Masterful Notes aren't designed to tell you exactly what to say. They're designed to remind you of what you want to say.</w:t>
       </w:r>
     </w:p>
     <w:p/>
@@ -1136,21 +781,21 @@
 </file>
 
 <file path=word/numbering.xml><?xml version="1.0" encoding="utf-8"?>
-<w:numbering xmlns:wpc="http://schemas.microsoft.com/office/word/2010/wordprocessingCanvas" xmlns:cx="http://schemas.microsoft.com/office/drawing/2014/chartex" xmlns:cx1="http://schemas.microsoft.com/office/drawing/2015/9/8/chartex" xmlns:cx2="http://schemas.microsoft.com/office/drawing/2015/10/21/chartex" xmlns:cx3="http://schemas.microsoft.com/office/drawing/2016/5/9/chartex" xmlns:cx4="http://schemas.microsoft.com/office/drawing/2016/5/10/chartex" xmlns:cx5="http://schemas.microsoft.com/office/drawing/2016/5/11/chartex" xmlns:cx6="http://schemas.microsoft.com/office/drawing/2016/5/12/chartex" xmlns:cx7="http://schemas.microsoft.com/office/drawing/2016/5/13/chartex" xmlns:cx8="http://schemas.microsoft.com/office/drawing/2016/5/14/chartex" xmlns:mc="http://schemas.openxmlformats.org/markup-compatibility/2006" xmlns:aink="http://schemas.microsoft.com/office/drawing/2016/ink" xmlns:am3d="http://schemas.microsoft.com/office/drawing/2017/model3d" xmlns:o="urn:schemas-microsoft-com:office:office" xmlns:oel="http://schemas.microsoft.com/office/2019/extlst" xmlns:r="http://schemas.openxmlformats.org/officeDocument/2006/relationships" xmlns:m="http://schemas.openxmlformats.org/officeDocument/2006/math" xmlns:v="urn:schemas-microsoft-com:vml" xmlns:wp14="http://schemas.microsoft.com/office/word/2010/wordprocessingDrawing" xmlns:wp="http://schemas.openxmlformats.org/drawingml/2006/wordprocessingDrawing" xmlns:w10="urn:schemas-microsoft-com:office:word" xmlns:w="http://schemas.openxmlformats.org/wordprocessingml/2006/main" xmlns:w14="http://schemas.microsoft.com/office/word/2010/wordml" xmlns:w15="http://schemas.microsoft.com/office/word/2012/wordml" xmlns:w16cex="http://schemas.microsoft.com/office/word/2018/wordml/cex" xmlns:w16cid="http://schemas.microsoft.com/office/word/2016/wordml/cid" xmlns:w16="http://schemas.microsoft.com/office/word/2018/wordml" xmlns:w16du="http://schemas.microsoft.com/office/word/2023/wordml/word16du" xmlns:w16sdtdh="http://schemas.microsoft.com/office/word/2020/wordml/sdtdatahash" xmlns:w16sdtfl="http://schemas.microsoft.com/office/word/2024/wordml/sdtformatlock" xmlns:w16se="http://schemas.microsoft.com/office/word/2015/wordml/symex" xmlns:wpg="http://schemas.microsoft.com/office/word/2010/wordprocessingGroup" xmlns:wpi="http://schemas.microsoft.com/office/word/2010/wordprocessingInk" xmlns:wne="http://schemas.microsoft.com/office/word/2006/wordml" xmlns:wps="http://schemas.microsoft.com/office/word/2010/wordprocessingShape" mc:Ignorable="w14 w15 w16se w16cid w16 w16cex w16sdtdh w16sdtfl w16du wp14">
+<w:numbering xmlns:wpc="http://schemas.microsoft.com/office/word/2010/wordprocessingCanvas" xmlns:cx="http://schemas.microsoft.com/office/drawing/2014/chartex" xmlns:cx1="http://schemas.microsoft.com/office/drawing/2015/9/8/chartex" xmlns:cx2="http://schemas.microsoft.com/office/drawing/2015/10/21/chartex" xmlns:cx3="http://schemas.microsoft.com/office/drawing/2016/5/9/chartex" xmlns:cx4="http://schemas.microsoft.com/office/drawing/2016/5/10/chartex" xmlns:cx5="http://schemas.microsoft.com/office/drawing/2016/5/11/chartex" xmlns:cx6="http://schemas.microsoft.com/office/drawing/2016/5/12/chartex" xmlns:cx7="http://schemas.microsoft.com/office/drawing/2016/5/13/chartex" xmlns:cx8="http://schemas.microsoft.com/office/drawing/2016/5/14/chartex" xmlns:mc="http://schemas.openxmlformats.org/markup-compatibility/2006" xmlns:aink="http://schemas.microsoft.com/office/drawing/2016/ink" xmlns:am3d="http://schemas.microsoft.com/office/drawing/2017/model3d" xmlns:o="urn:schemas-microsoft-com:office:office" xmlns:oel="http://schemas.microsoft.com/office/2019/extlst" xmlns:r="http://schemas.openxmlformats.org/officeDocument/2006/relationships" xmlns:m="http://schemas.openxmlformats.org/officeDocument/2006/math" xmlns:v="urn:schemas-microsoft-com:vml" xmlns:wp14="http://schemas.microsoft.com/office/word/2010/wordprocessingDrawing" xmlns:wp="http://schemas.openxmlformats.org/drawingml/2006/wordprocessingDrawing" xmlns:w10="urn:schemas-microsoft-com:office:word" xmlns:w="http://schemas.openxmlformats.org/wordprocessingml/2006/main" xmlns:w14="http://schemas.microsoft.com/office/word/2010/wordml" xmlns:w15="http://schemas.microsoft.com/office/word/2012/wordml" xmlns:w16cei="http://schemas.microsoft.com/office/word/2026/wordml/cei" xmlns:w16cex="http://schemas.microsoft.com/office/word/2018/wordml/cex" xmlns:w16cid="http://schemas.microsoft.com/office/word/2016/wordml/cid" xmlns:w16="http://schemas.microsoft.com/office/word/2018/wordml" xmlns:w16du="http://schemas.microsoft.com/office/word/2023/wordml/word16du" xmlns:w16sdtdh="http://schemas.microsoft.com/office/word/2020/wordml/sdtdatahash" xmlns:w16sdtfl="http://schemas.microsoft.com/office/word/2024/wordml/sdtformatlock" xmlns:w16se="http://schemas.microsoft.com/office/word/2015/wordml/symex" xmlns:wpg="http://schemas.microsoft.com/office/word/2010/wordprocessingGroup" xmlns:wpi="http://schemas.microsoft.com/office/word/2010/wordprocessingInk" xmlns:wne="http://schemas.microsoft.com/office/word/2006/wordml" xmlns:wps="http://schemas.microsoft.com/office/word/2010/wordprocessingShape" mc:Ignorable="w14 w15 w16se w16cid w16 w16cex w16sdtdh w16sdtfl w16du wp14">
   <w:abstractNum w:abstractNumId="0" w15:restartNumberingAfterBreak="0">
     <w:nsid w:val="02354EF1"/>
     <w:multiLevelType w:val="hybridMultilevel"/>
-    <w:tmpl w:val="D77098D8"/>
-    <w:lvl w:ilvl="0" w:tplc="10090003">
-      <w:start w:val="1"/>
-      <w:numFmt w:val="bullet"/>
-      <w:lvlText w:val="o"/>
+    <w:tmpl w:val="BD4A649A"/>
+    <w:lvl w:ilvl="0" w:tplc="10090001">
+      <w:start w:val="1"/>
+      <w:numFmt w:val="bullet"/>
+      <w:lvlText w:val=""/>
       <w:lvlJc w:val="left"/>
       <w:pPr>
         <w:ind w:left="1952" w:hanging="360"/>
       </w:pPr>
       <w:rPr>
-        <w:rFonts w:ascii="Courier New" w:hAnsi="Courier New" w:cs="Courier New" w:hint="default"/>
+        <w:rFonts w:ascii="Symbol" w:hAnsi="Symbol" w:hint="default"/>
       </w:rPr>
     </w:lvl>
     <w:lvl w:ilvl="1" w:tplc="10090003" w:tentative="1">
@@ -1251,13 +896,162 @@
     </w:lvl>
   </w:abstractNum>
   <w:abstractNum w:abstractNumId="1" w15:restartNumberingAfterBreak="0">
+    <w:nsid w:val="0AFE5D10"/>
+    <w:multiLevelType w:val="multilevel"/>
+    <w:tmpl w:val="F9721042"/>
+    <w:lvl w:ilvl="0">
+      <w:start w:val="1"/>
+      <w:numFmt w:val="bullet"/>
+      <w:lvlText w:val=""/>
+      <w:lvlJc w:val="left"/>
+      <w:pPr>
+        <w:tabs>
+          <w:tab w:val="num" w:pos="720"/>
+        </w:tabs>
+        <w:ind w:left="720" w:hanging="360"/>
+      </w:pPr>
+      <w:rPr>
+        <w:rFonts w:ascii="Symbol" w:hAnsi="Symbol" w:hint="default"/>
+        <w:sz w:val="20"/>
+      </w:rPr>
+    </w:lvl>
+    <w:lvl w:ilvl="1" w:tentative="1">
+      <w:start w:val="1"/>
+      <w:numFmt w:val="bullet"/>
+      <w:lvlText w:val="o"/>
+      <w:lvlJc w:val="left"/>
+      <w:pPr>
+        <w:tabs>
+          <w:tab w:val="num" w:pos="1440"/>
+        </w:tabs>
+        <w:ind w:left="1440" w:hanging="360"/>
+      </w:pPr>
+      <w:rPr>
+        <w:rFonts w:ascii="Courier New" w:hAnsi="Courier New" w:hint="default"/>
+        <w:sz w:val="20"/>
+      </w:rPr>
+    </w:lvl>
+    <w:lvl w:ilvl="2" w:tentative="1">
+      <w:start w:val="1"/>
+      <w:numFmt w:val="bullet"/>
+      <w:lvlText w:val=""/>
+      <w:lvlJc w:val="left"/>
+      <w:pPr>
+        <w:tabs>
+          <w:tab w:val="num" w:pos="2160"/>
+        </w:tabs>
+        <w:ind w:left="2160" w:hanging="360"/>
+      </w:pPr>
+      <w:rPr>
+        <w:rFonts w:ascii="Wingdings" w:hAnsi="Wingdings" w:hint="default"/>
+        <w:sz w:val="20"/>
+      </w:rPr>
+    </w:lvl>
+    <w:lvl w:ilvl="3" w:tentative="1">
+      <w:start w:val="1"/>
+      <w:numFmt w:val="bullet"/>
+      <w:lvlText w:val=""/>
+      <w:lvlJc w:val="left"/>
+      <w:pPr>
+        <w:tabs>
+          <w:tab w:val="num" w:pos="2880"/>
+        </w:tabs>
+        <w:ind w:left="2880" w:hanging="360"/>
+      </w:pPr>
+      <w:rPr>
+        <w:rFonts w:ascii="Wingdings" w:hAnsi="Wingdings" w:hint="default"/>
+        <w:sz w:val="20"/>
+      </w:rPr>
+    </w:lvl>
+    <w:lvl w:ilvl="4" w:tentative="1">
+      <w:start w:val="1"/>
+      <w:numFmt w:val="bullet"/>
+      <w:lvlText w:val=""/>
+      <w:lvlJc w:val="left"/>
+      <w:pPr>
+        <w:tabs>
+          <w:tab w:val="num" w:pos="3600"/>
+        </w:tabs>
+        <w:ind w:left="3600" w:hanging="360"/>
+      </w:pPr>
+      <w:rPr>
+        <w:rFonts w:ascii="Wingdings" w:hAnsi="Wingdings" w:hint="default"/>
+        <w:sz w:val="20"/>
+      </w:rPr>
+    </w:lvl>
+    <w:lvl w:ilvl="5" w:tentative="1">
+      <w:start w:val="1"/>
+      <w:numFmt w:val="bullet"/>
+      <w:lvlText w:val=""/>
+      <w:lvlJc w:val="left"/>
+      <w:pPr>
+        <w:tabs>
+          <w:tab w:val="num" w:pos="4320"/>
+        </w:tabs>
+        <w:ind w:left="4320" w:hanging="360"/>
+      </w:pPr>
+      <w:rPr>
+        <w:rFonts w:ascii="Wingdings" w:hAnsi="Wingdings" w:hint="default"/>
+        <w:sz w:val="20"/>
+      </w:rPr>
+    </w:lvl>
+    <w:lvl w:ilvl="6" w:tentative="1">
+      <w:start w:val="1"/>
+      <w:numFmt w:val="bullet"/>
+      <w:lvlText w:val=""/>
+      <w:lvlJc w:val="left"/>
+      <w:pPr>
+        <w:tabs>
+          <w:tab w:val="num" w:pos="5040"/>
+        </w:tabs>
+        <w:ind w:left="5040" w:hanging="360"/>
+      </w:pPr>
+      <w:rPr>
+        <w:rFonts w:ascii="Wingdings" w:hAnsi="Wingdings" w:hint="default"/>
+        <w:sz w:val="20"/>
+      </w:rPr>
+    </w:lvl>
+    <w:lvl w:ilvl="7" w:tentative="1">
+      <w:start w:val="1"/>
+      <w:numFmt w:val="bullet"/>
+      <w:lvlText w:val=""/>
+      <w:lvlJc w:val="left"/>
+      <w:pPr>
+        <w:tabs>
+          <w:tab w:val="num" w:pos="5760"/>
+        </w:tabs>
+        <w:ind w:left="5760" w:hanging="360"/>
+      </w:pPr>
+      <w:rPr>
+        <w:rFonts w:ascii="Wingdings" w:hAnsi="Wingdings" w:hint="default"/>
+        <w:sz w:val="20"/>
+      </w:rPr>
+    </w:lvl>
+    <w:lvl w:ilvl="8" w:tentative="1">
+      <w:start w:val="1"/>
+      <w:numFmt w:val="bullet"/>
+      <w:lvlText w:val=""/>
+      <w:lvlJc w:val="left"/>
+      <w:pPr>
+        <w:tabs>
+          <w:tab w:val="num" w:pos="6480"/>
+        </w:tabs>
+        <w:ind w:left="6480" w:hanging="360"/>
+      </w:pPr>
+      <w:rPr>
+        <w:rFonts w:ascii="Wingdings" w:hAnsi="Wingdings" w:hint="default"/>
+        <w:sz w:val="20"/>
+      </w:rPr>
+    </w:lvl>
+  </w:abstractNum>
+  <w:abstractNum w:abstractNumId="2" w15:restartNumberingAfterBreak="0">
     <w:nsid w:val="0FF60E2D"/>
     <w:multiLevelType w:val="multilevel"/>
-    <w:tmpl w:val="AA38C114"/>
+    <w:tmpl w:val="47B20CDE"/>
     <w:lvl w:ilvl="0">
       <w:start w:val="1"/>
       <w:numFmt w:val="bullet"/>
-      <w:lvlText w:val="o"/>
+      <w:lvlText w:val=""/>
       <w:lvlJc w:val="left"/>
       <w:pPr>
         <w:tabs>
@@ -1266,7 +1060,7 @@
         <w:ind w:left="1800" w:hanging="360"/>
       </w:pPr>
       <w:rPr>
-        <w:rFonts w:ascii="Courier New" w:hAnsi="Courier New" w:cs="Courier New" w:hint="default"/>
+        <w:rFonts w:ascii="Symbol" w:hAnsi="Symbol" w:hint="default"/>
       </w:rPr>
     </w:lvl>
     <w:lvl w:ilvl="1">
@@ -1370,7 +1164,156 @@
       </w:pPr>
     </w:lvl>
   </w:abstractNum>
-  <w:abstractNum w:abstractNumId="2" w15:restartNumberingAfterBreak="0">
+  <w:abstractNum w:abstractNumId="3" w15:restartNumberingAfterBreak="0">
+    <w:nsid w:val="15116A0A"/>
+    <w:multiLevelType w:val="multilevel"/>
+    <w:tmpl w:val="9E26916E"/>
+    <w:lvl w:ilvl="0">
+      <w:start w:val="1"/>
+      <w:numFmt w:val="bullet"/>
+      <w:lvlText w:val=""/>
+      <w:lvlJc w:val="left"/>
+      <w:pPr>
+        <w:tabs>
+          <w:tab w:val="num" w:pos="720"/>
+        </w:tabs>
+        <w:ind w:left="720" w:hanging="360"/>
+      </w:pPr>
+      <w:rPr>
+        <w:rFonts w:ascii="Symbol" w:hAnsi="Symbol" w:hint="default"/>
+        <w:sz w:val="20"/>
+      </w:rPr>
+    </w:lvl>
+    <w:lvl w:ilvl="1" w:tentative="1">
+      <w:start w:val="1"/>
+      <w:numFmt w:val="bullet"/>
+      <w:lvlText w:val="o"/>
+      <w:lvlJc w:val="left"/>
+      <w:pPr>
+        <w:tabs>
+          <w:tab w:val="num" w:pos="1440"/>
+        </w:tabs>
+        <w:ind w:left="1440" w:hanging="360"/>
+      </w:pPr>
+      <w:rPr>
+        <w:rFonts w:ascii="Courier New" w:hAnsi="Courier New" w:hint="default"/>
+        <w:sz w:val="20"/>
+      </w:rPr>
+    </w:lvl>
+    <w:lvl w:ilvl="2" w:tentative="1">
+      <w:start w:val="1"/>
+      <w:numFmt w:val="bullet"/>
+      <w:lvlText w:val=""/>
+      <w:lvlJc w:val="left"/>
+      <w:pPr>
+        <w:tabs>
+          <w:tab w:val="num" w:pos="2160"/>
+        </w:tabs>
+        <w:ind w:left="2160" w:hanging="360"/>
+      </w:pPr>
+      <w:rPr>
+        <w:rFonts w:ascii="Wingdings" w:hAnsi="Wingdings" w:hint="default"/>
+        <w:sz w:val="20"/>
+      </w:rPr>
+    </w:lvl>
+    <w:lvl w:ilvl="3" w:tentative="1">
+      <w:start w:val="1"/>
+      <w:numFmt w:val="bullet"/>
+      <w:lvlText w:val=""/>
+      <w:lvlJc w:val="left"/>
+      <w:pPr>
+        <w:tabs>
+          <w:tab w:val="num" w:pos="2880"/>
+        </w:tabs>
+        <w:ind w:left="2880" w:hanging="360"/>
+      </w:pPr>
+      <w:rPr>
+        <w:rFonts w:ascii="Wingdings" w:hAnsi="Wingdings" w:hint="default"/>
+        <w:sz w:val="20"/>
+      </w:rPr>
+    </w:lvl>
+    <w:lvl w:ilvl="4" w:tentative="1">
+      <w:start w:val="1"/>
+      <w:numFmt w:val="bullet"/>
+      <w:lvlText w:val=""/>
+      <w:lvlJc w:val="left"/>
+      <w:pPr>
+        <w:tabs>
+          <w:tab w:val="num" w:pos="3600"/>
+        </w:tabs>
+        <w:ind w:left="3600" w:hanging="360"/>
+      </w:pPr>
+      <w:rPr>
+        <w:rFonts w:ascii="Wingdings" w:hAnsi="Wingdings" w:hint="default"/>
+        <w:sz w:val="20"/>
+      </w:rPr>
+    </w:lvl>
+    <w:lvl w:ilvl="5" w:tentative="1">
+      <w:start w:val="1"/>
+      <w:numFmt w:val="bullet"/>
+      <w:lvlText w:val=""/>
+      <w:lvlJc w:val="left"/>
+      <w:pPr>
+        <w:tabs>
+          <w:tab w:val="num" w:pos="4320"/>
+        </w:tabs>
+        <w:ind w:left="4320" w:hanging="360"/>
+      </w:pPr>
+      <w:rPr>
+        <w:rFonts w:ascii="Wingdings" w:hAnsi="Wingdings" w:hint="default"/>
+        <w:sz w:val="20"/>
+      </w:rPr>
+    </w:lvl>
+    <w:lvl w:ilvl="6" w:tentative="1">
+      <w:start w:val="1"/>
+      <w:numFmt w:val="bullet"/>
+      <w:lvlText w:val=""/>
+      <w:lvlJc w:val="left"/>
+      <w:pPr>
+        <w:tabs>
+          <w:tab w:val="num" w:pos="5040"/>
+        </w:tabs>
+        <w:ind w:left="5040" w:hanging="360"/>
+      </w:pPr>
+      <w:rPr>
+        <w:rFonts w:ascii="Wingdings" w:hAnsi="Wingdings" w:hint="default"/>
+        <w:sz w:val="20"/>
+      </w:rPr>
+    </w:lvl>
+    <w:lvl w:ilvl="7" w:tentative="1">
+      <w:start w:val="1"/>
+      <w:numFmt w:val="bullet"/>
+      <w:lvlText w:val=""/>
+      <w:lvlJc w:val="left"/>
+      <w:pPr>
+        <w:tabs>
+          <w:tab w:val="num" w:pos="5760"/>
+        </w:tabs>
+        <w:ind w:left="5760" w:hanging="360"/>
+      </w:pPr>
+      <w:rPr>
+        <w:rFonts w:ascii="Wingdings" w:hAnsi="Wingdings" w:hint="default"/>
+        <w:sz w:val="20"/>
+      </w:rPr>
+    </w:lvl>
+    <w:lvl w:ilvl="8" w:tentative="1">
+      <w:start w:val="1"/>
+      <w:numFmt w:val="bullet"/>
+      <w:lvlText w:val=""/>
+      <w:lvlJc w:val="left"/>
+      <w:pPr>
+        <w:tabs>
+          <w:tab w:val="num" w:pos="6480"/>
+        </w:tabs>
+        <w:ind w:left="6480" w:hanging="360"/>
+      </w:pPr>
+      <w:rPr>
+        <w:rFonts w:ascii="Wingdings" w:hAnsi="Wingdings" w:hint="default"/>
+        <w:sz w:val="20"/>
+      </w:rPr>
+    </w:lvl>
+  </w:abstractNum>
+  <w:abstractNum w:abstractNumId="4" w15:restartNumberingAfterBreak="0">
     <w:nsid w:val="1CCF7965"/>
     <w:multiLevelType w:val="multilevel"/>
     <w:tmpl w:val="D7127528"/>
@@ -1483,7 +1426,7 @@
       </w:pPr>
     </w:lvl>
   </w:abstractNum>
-  <w:abstractNum w:abstractNumId="3" w15:restartNumberingAfterBreak="0">
+  <w:abstractNum w:abstractNumId="5" w15:restartNumberingAfterBreak="0">
     <w:nsid w:val="2E105EA9"/>
     <w:multiLevelType w:val="hybridMultilevel"/>
     <w:tmpl w:val="52E46F06"/>
@@ -1573,7 +1516,7 @@
       </w:pPr>
     </w:lvl>
   </w:abstractNum>
-  <w:abstractNum w:abstractNumId="4" w15:restartNumberingAfterBreak="0">
+  <w:abstractNum w:abstractNumId="6" w15:restartNumberingAfterBreak="0">
     <w:nsid w:val="35524911"/>
     <w:multiLevelType w:val="multilevel"/>
     <w:tmpl w:val="9878B0FA"/>
@@ -1693,10 +1636,10 @@
       </w:pPr>
     </w:lvl>
   </w:abstractNum>
-  <w:abstractNum w:abstractNumId="5" w15:restartNumberingAfterBreak="0">
+  <w:abstractNum w:abstractNumId="7" w15:restartNumberingAfterBreak="0">
     <w:nsid w:val="3D2A39AA"/>
     <w:multiLevelType w:val="multilevel"/>
-    <w:tmpl w:val="4C40961E"/>
+    <w:tmpl w:val="B1742552"/>
     <w:lvl w:ilvl="0">
       <w:start w:val="1"/>
       <w:numFmt w:val="bullet"/>
@@ -1715,17 +1658,13 @@
     <w:lvl w:ilvl="1">
       <w:start w:val="1"/>
       <w:numFmt w:val="bullet"/>
-      <w:lvlText w:val="o"/>
-      <w:lvlJc w:val="left"/>
-      <w:pPr>
-        <w:tabs>
-          <w:tab w:val="num" w:pos="1800"/>
-        </w:tabs>
-        <w:ind w:left="1800" w:hanging="360"/>
-      </w:pPr>
-      <w:rPr>
-        <w:rFonts w:ascii="Courier New" w:hAnsi="Courier New" w:hint="default"/>
-        <w:sz w:val="20"/>
+      <w:lvlText w:val=""/>
+      <w:lvlJc w:val="left"/>
+      <w:pPr>
+        <w:ind w:left="1440" w:hanging="360"/>
+      </w:pPr>
+      <w:rPr>
+        <w:rFonts w:ascii="Symbol" w:hAnsi="Symbol" w:hint="default"/>
       </w:rPr>
     </w:lvl>
     <w:lvl w:ilvl="2">
@@ -1814,7 +1753,7 @@
       </w:pPr>
     </w:lvl>
   </w:abstractNum>
-  <w:abstractNum w:abstractNumId="6" w15:restartNumberingAfterBreak="0">
+  <w:abstractNum w:abstractNumId="8" w15:restartNumberingAfterBreak="0">
     <w:nsid w:val="46696FFD"/>
     <w:multiLevelType w:val="hybridMultilevel"/>
     <w:tmpl w:val="731C8BA2"/>
@@ -1903,7 +1842,233 @@
       </w:pPr>
     </w:lvl>
   </w:abstractNum>
-  <w:abstractNum w:abstractNumId="7" w15:restartNumberingAfterBreak="0">
+  <w:abstractNum w:abstractNumId="9" w15:restartNumberingAfterBreak="0">
+    <w:nsid w:val="54AD43CE"/>
+    <w:multiLevelType w:val="hybridMultilevel"/>
+    <w:tmpl w:val="CC2C5A66"/>
+    <w:lvl w:ilvl="0" w:tplc="10090001">
+      <w:start w:val="1"/>
+      <w:numFmt w:val="bullet"/>
+      <w:lvlText w:val=""/>
+      <w:lvlJc w:val="left"/>
+      <w:pPr>
+        <w:ind w:left="720" w:hanging="360"/>
+      </w:pPr>
+      <w:rPr>
+        <w:rFonts w:ascii="Symbol" w:hAnsi="Symbol" w:hint="default"/>
+      </w:rPr>
+    </w:lvl>
+    <w:lvl w:ilvl="1" w:tplc="10090003">
+      <w:start w:val="1"/>
+      <w:numFmt w:val="bullet"/>
+      <w:lvlText w:val="o"/>
+      <w:lvlJc w:val="left"/>
+      <w:pPr>
+        <w:ind w:left="1440" w:hanging="360"/>
+      </w:pPr>
+      <w:rPr>
+        <w:rFonts w:ascii="Courier New" w:hAnsi="Courier New" w:cs="Courier New" w:hint="default"/>
+      </w:rPr>
+    </w:lvl>
+    <w:lvl w:ilvl="2" w:tplc="10090005" w:tentative="1">
+      <w:start w:val="1"/>
+      <w:numFmt w:val="bullet"/>
+      <w:lvlText w:val=""/>
+      <w:lvlJc w:val="left"/>
+      <w:pPr>
+        <w:ind w:left="2160" w:hanging="360"/>
+      </w:pPr>
+      <w:rPr>
+        <w:rFonts w:ascii="Wingdings" w:hAnsi="Wingdings" w:hint="default"/>
+      </w:rPr>
+    </w:lvl>
+    <w:lvl w:ilvl="3" w:tplc="10090001" w:tentative="1">
+      <w:start w:val="1"/>
+      <w:numFmt w:val="bullet"/>
+      <w:lvlText w:val=""/>
+      <w:lvlJc w:val="left"/>
+      <w:pPr>
+        <w:ind w:left="2880" w:hanging="360"/>
+      </w:pPr>
+      <w:rPr>
+        <w:rFonts w:ascii="Symbol" w:hAnsi="Symbol" w:hint="default"/>
+      </w:rPr>
+    </w:lvl>
+    <w:lvl w:ilvl="4" w:tplc="10090003" w:tentative="1">
+      <w:start w:val="1"/>
+      <w:numFmt w:val="bullet"/>
+      <w:lvlText w:val="o"/>
+      <w:lvlJc w:val="left"/>
+      <w:pPr>
+        <w:ind w:left="3600" w:hanging="360"/>
+      </w:pPr>
+      <w:rPr>
+        <w:rFonts w:ascii="Courier New" w:hAnsi="Courier New" w:cs="Courier New" w:hint="default"/>
+      </w:rPr>
+    </w:lvl>
+    <w:lvl w:ilvl="5" w:tplc="10090005" w:tentative="1">
+      <w:start w:val="1"/>
+      <w:numFmt w:val="bullet"/>
+      <w:lvlText w:val=""/>
+      <w:lvlJc w:val="left"/>
+      <w:pPr>
+        <w:ind w:left="4320" w:hanging="360"/>
+      </w:pPr>
+      <w:rPr>
+        <w:rFonts w:ascii="Wingdings" w:hAnsi="Wingdings" w:hint="default"/>
+      </w:rPr>
+    </w:lvl>
+    <w:lvl w:ilvl="6" w:tplc="10090001" w:tentative="1">
+      <w:start w:val="1"/>
+      <w:numFmt w:val="bullet"/>
+      <w:lvlText w:val=""/>
+      <w:lvlJc w:val="left"/>
+      <w:pPr>
+        <w:ind w:left="5040" w:hanging="360"/>
+      </w:pPr>
+      <w:rPr>
+        <w:rFonts w:ascii="Symbol" w:hAnsi="Symbol" w:hint="default"/>
+      </w:rPr>
+    </w:lvl>
+    <w:lvl w:ilvl="7" w:tplc="10090003" w:tentative="1">
+      <w:start w:val="1"/>
+      <w:numFmt w:val="bullet"/>
+      <w:lvlText w:val="o"/>
+      <w:lvlJc w:val="left"/>
+      <w:pPr>
+        <w:ind w:left="5760" w:hanging="360"/>
+      </w:pPr>
+      <w:rPr>
+        <w:rFonts w:ascii="Courier New" w:hAnsi="Courier New" w:cs="Courier New" w:hint="default"/>
+      </w:rPr>
+    </w:lvl>
+    <w:lvl w:ilvl="8" w:tplc="10090005" w:tentative="1">
+      <w:start w:val="1"/>
+      <w:numFmt w:val="bullet"/>
+      <w:lvlText w:val=""/>
+      <w:lvlJc w:val="left"/>
+      <w:pPr>
+        <w:ind w:left="6480" w:hanging="360"/>
+      </w:pPr>
+      <w:rPr>
+        <w:rFonts w:ascii="Wingdings" w:hAnsi="Wingdings" w:hint="default"/>
+      </w:rPr>
+    </w:lvl>
+  </w:abstractNum>
+  <w:abstractNum w:abstractNumId="10" w15:restartNumberingAfterBreak="0">
+    <w:nsid w:val="54BB6179"/>
+    <w:multiLevelType w:val="hybridMultilevel"/>
+    <w:tmpl w:val="69FC4894"/>
+    <w:lvl w:ilvl="0" w:tplc="10090001">
+      <w:start w:val="1"/>
+      <w:numFmt w:val="bullet"/>
+      <w:lvlText w:val=""/>
+      <w:lvlJc w:val="left"/>
+      <w:pPr>
+        <w:ind w:left="1440" w:hanging="360"/>
+      </w:pPr>
+      <w:rPr>
+        <w:rFonts w:ascii="Symbol" w:hAnsi="Symbol" w:hint="default"/>
+      </w:rPr>
+    </w:lvl>
+    <w:lvl w:ilvl="1" w:tplc="10090003">
+      <w:start w:val="1"/>
+      <w:numFmt w:val="bullet"/>
+      <w:lvlText w:val="o"/>
+      <w:lvlJc w:val="left"/>
+      <w:pPr>
+        <w:ind w:left="2160" w:hanging="360"/>
+      </w:pPr>
+      <w:rPr>
+        <w:rFonts w:ascii="Courier New" w:hAnsi="Courier New" w:cs="Courier New" w:hint="default"/>
+      </w:rPr>
+    </w:lvl>
+    <w:lvl w:ilvl="2" w:tplc="10090005" w:tentative="1">
+      <w:start w:val="1"/>
+      <w:numFmt w:val="bullet"/>
+      <w:lvlText w:val=""/>
+      <w:lvlJc w:val="left"/>
+      <w:pPr>
+        <w:ind w:left="2880" w:hanging="360"/>
+      </w:pPr>
+      <w:rPr>
+        <w:rFonts w:ascii="Wingdings" w:hAnsi="Wingdings" w:hint="default"/>
+      </w:rPr>
+    </w:lvl>
+    <w:lvl w:ilvl="3" w:tplc="10090001" w:tentative="1">
+      <w:start w:val="1"/>
+      <w:numFmt w:val="bullet"/>
+      <w:lvlText w:val=""/>
+      <w:lvlJc w:val="left"/>
+      <w:pPr>
+        <w:ind w:left="3600" w:hanging="360"/>
+      </w:pPr>
+      <w:rPr>
+        <w:rFonts w:ascii="Symbol" w:hAnsi="Symbol" w:hint="default"/>
+      </w:rPr>
+    </w:lvl>
+    <w:lvl w:ilvl="4" w:tplc="10090003" w:tentative="1">
+      <w:start w:val="1"/>
+      <w:numFmt w:val="bullet"/>
+      <w:lvlText w:val="o"/>
+      <w:lvlJc w:val="left"/>
+      <w:pPr>
+        <w:ind w:left="4320" w:hanging="360"/>
+      </w:pPr>
+      <w:rPr>
+        <w:rFonts w:ascii="Courier New" w:hAnsi="Courier New" w:cs="Courier New" w:hint="default"/>
+      </w:rPr>
+    </w:lvl>
+    <w:lvl w:ilvl="5" w:tplc="10090005" w:tentative="1">
+      <w:start w:val="1"/>
+      <w:numFmt w:val="bullet"/>
+      <w:lvlText w:val=""/>
+      <w:lvlJc w:val="left"/>
+      <w:pPr>
+        <w:ind w:left="5040" w:hanging="360"/>
+      </w:pPr>
+      <w:rPr>
+        <w:rFonts w:ascii="Wingdings" w:hAnsi="Wingdings" w:hint="default"/>
+      </w:rPr>
+    </w:lvl>
+    <w:lvl w:ilvl="6" w:tplc="10090001" w:tentative="1">
+      <w:start w:val="1"/>
+      <w:numFmt w:val="bullet"/>
+      <w:lvlText w:val=""/>
+      <w:lvlJc w:val="left"/>
+      <w:pPr>
+        <w:ind w:left="5760" w:hanging="360"/>
+      </w:pPr>
+      <w:rPr>
+        <w:rFonts w:ascii="Symbol" w:hAnsi="Symbol" w:hint="default"/>
+      </w:rPr>
+    </w:lvl>
+    <w:lvl w:ilvl="7" w:tplc="10090003" w:tentative="1">
+      <w:start w:val="1"/>
+      <w:numFmt w:val="bullet"/>
+      <w:lvlText w:val="o"/>
+      <w:lvlJc w:val="left"/>
+      <w:pPr>
+        <w:ind w:left="6480" w:hanging="360"/>
+      </w:pPr>
+      <w:rPr>
+        <w:rFonts w:ascii="Courier New" w:hAnsi="Courier New" w:cs="Courier New" w:hint="default"/>
+      </w:rPr>
+    </w:lvl>
+    <w:lvl w:ilvl="8" w:tplc="10090005" w:tentative="1">
+      <w:start w:val="1"/>
+      <w:numFmt w:val="bullet"/>
+      <w:lvlText w:val=""/>
+      <w:lvlJc w:val="left"/>
+      <w:pPr>
+        <w:ind w:left="7200" w:hanging="360"/>
+      </w:pPr>
+      <w:rPr>
+        <w:rFonts w:ascii="Wingdings" w:hAnsi="Wingdings" w:hint="default"/>
+      </w:rPr>
+    </w:lvl>
+  </w:abstractNum>
+  <w:abstractNum w:abstractNumId="11" w15:restartNumberingAfterBreak="0">
     <w:nsid w:val="63CC59F0"/>
     <w:multiLevelType w:val="multilevel"/>
     <w:tmpl w:val="F5D46C7A"/>
@@ -2023,7 +2188,269 @@
       </w:pPr>
     </w:lvl>
   </w:abstractNum>
-  <w:abstractNum w:abstractNumId="8" w15:restartNumberingAfterBreak="0">
+  <w:abstractNum w:abstractNumId="12" w15:restartNumberingAfterBreak="0">
+    <w:nsid w:val="65A54069"/>
+    <w:multiLevelType w:val="hybridMultilevel"/>
+    <w:tmpl w:val="66380FC8"/>
+    <w:lvl w:ilvl="0" w:tplc="10090001">
+      <w:start w:val="1"/>
+      <w:numFmt w:val="bullet"/>
+      <w:lvlText w:val=""/>
+      <w:lvlJc w:val="left"/>
+      <w:pPr>
+        <w:ind w:left="720" w:hanging="360"/>
+      </w:pPr>
+      <w:rPr>
+        <w:rFonts w:ascii="Symbol" w:hAnsi="Symbol" w:hint="default"/>
+      </w:rPr>
+    </w:lvl>
+    <w:lvl w:ilvl="1" w:tplc="10090003">
+      <w:start w:val="1"/>
+      <w:numFmt w:val="bullet"/>
+      <w:lvlText w:val="o"/>
+      <w:lvlJc w:val="left"/>
+      <w:pPr>
+        <w:ind w:left="1440" w:hanging="360"/>
+      </w:pPr>
+      <w:rPr>
+        <w:rFonts w:ascii="Courier New" w:hAnsi="Courier New" w:cs="Courier New" w:hint="default"/>
+      </w:rPr>
+    </w:lvl>
+    <w:lvl w:ilvl="2" w:tplc="10090005" w:tentative="1">
+      <w:start w:val="1"/>
+      <w:numFmt w:val="bullet"/>
+      <w:lvlText w:val=""/>
+      <w:lvlJc w:val="left"/>
+      <w:pPr>
+        <w:ind w:left="2160" w:hanging="360"/>
+      </w:pPr>
+      <w:rPr>
+        <w:rFonts w:ascii="Wingdings" w:hAnsi="Wingdings" w:hint="default"/>
+      </w:rPr>
+    </w:lvl>
+    <w:lvl w:ilvl="3" w:tplc="10090001" w:tentative="1">
+      <w:start w:val="1"/>
+      <w:numFmt w:val="bullet"/>
+      <w:lvlText w:val=""/>
+      <w:lvlJc w:val="left"/>
+      <w:pPr>
+        <w:ind w:left="2880" w:hanging="360"/>
+      </w:pPr>
+      <w:rPr>
+        <w:rFonts w:ascii="Symbol" w:hAnsi="Symbol" w:hint="default"/>
+      </w:rPr>
+    </w:lvl>
+    <w:lvl w:ilvl="4" w:tplc="10090003" w:tentative="1">
+      <w:start w:val="1"/>
+      <w:numFmt w:val="bullet"/>
+      <w:lvlText w:val="o"/>
+      <w:lvlJc w:val="left"/>
+      <w:pPr>
+        <w:ind w:left="3600" w:hanging="360"/>
+      </w:pPr>
+      <w:rPr>
+        <w:rFonts w:ascii="Courier New" w:hAnsi="Courier New" w:cs="Courier New" w:hint="default"/>
+      </w:rPr>
+    </w:lvl>
+    <w:lvl w:ilvl="5" w:tplc="10090005" w:tentative="1">
+      <w:start w:val="1"/>
+      <w:numFmt w:val="bullet"/>
+      <w:lvlText w:val=""/>
+      <w:lvlJc w:val="left"/>
+      <w:pPr>
+        <w:ind w:left="4320" w:hanging="360"/>
+      </w:pPr>
+      <w:rPr>
+        <w:rFonts w:ascii="Wingdings" w:hAnsi="Wingdings" w:hint="default"/>
+      </w:rPr>
+    </w:lvl>
+    <w:lvl w:ilvl="6" w:tplc="10090001" w:tentative="1">
+      <w:start w:val="1"/>
+      <w:numFmt w:val="bullet"/>
+      <w:lvlText w:val=""/>
+      <w:lvlJc w:val="left"/>
+      <w:pPr>
+        <w:ind w:left="5040" w:hanging="360"/>
+      </w:pPr>
+      <w:rPr>
+        <w:rFonts w:ascii="Symbol" w:hAnsi="Symbol" w:hint="default"/>
+      </w:rPr>
+    </w:lvl>
+    <w:lvl w:ilvl="7" w:tplc="10090003" w:tentative="1">
+      <w:start w:val="1"/>
+      <w:numFmt w:val="bullet"/>
+      <w:lvlText w:val="o"/>
+      <w:lvlJc w:val="left"/>
+      <w:pPr>
+        <w:ind w:left="5760" w:hanging="360"/>
+      </w:pPr>
+      <w:rPr>
+        <w:rFonts w:ascii="Courier New" w:hAnsi="Courier New" w:cs="Courier New" w:hint="default"/>
+      </w:rPr>
+    </w:lvl>
+    <w:lvl w:ilvl="8" w:tplc="10090005" w:tentative="1">
+      <w:start w:val="1"/>
+      <w:numFmt w:val="bullet"/>
+      <w:lvlText w:val=""/>
+      <w:lvlJc w:val="left"/>
+      <w:pPr>
+        <w:ind w:left="6480" w:hanging="360"/>
+      </w:pPr>
+      <w:rPr>
+        <w:rFonts w:ascii="Wingdings" w:hAnsi="Wingdings" w:hint="default"/>
+      </w:rPr>
+    </w:lvl>
+  </w:abstractNum>
+  <w:abstractNum w:abstractNumId="13" w15:restartNumberingAfterBreak="0">
+    <w:nsid w:val="6C4272B4"/>
+    <w:multiLevelType w:val="multilevel"/>
+    <w:tmpl w:val="5E74E3AA"/>
+    <w:lvl w:ilvl="0">
+      <w:start w:val="1"/>
+      <w:numFmt w:val="bullet"/>
+      <w:lvlText w:val=""/>
+      <w:lvlJc w:val="left"/>
+      <w:pPr>
+        <w:tabs>
+          <w:tab w:val="num" w:pos="720"/>
+        </w:tabs>
+        <w:ind w:left="720" w:hanging="360"/>
+      </w:pPr>
+      <w:rPr>
+        <w:rFonts w:ascii="Symbol" w:hAnsi="Symbol" w:hint="default"/>
+        <w:sz w:val="20"/>
+      </w:rPr>
+    </w:lvl>
+    <w:lvl w:ilvl="1" w:tentative="1">
+      <w:start w:val="1"/>
+      <w:numFmt w:val="bullet"/>
+      <w:lvlText w:val="o"/>
+      <w:lvlJc w:val="left"/>
+      <w:pPr>
+        <w:tabs>
+          <w:tab w:val="num" w:pos="1440"/>
+        </w:tabs>
+        <w:ind w:left="1440" w:hanging="360"/>
+      </w:pPr>
+      <w:rPr>
+        <w:rFonts w:ascii="Courier New" w:hAnsi="Courier New" w:hint="default"/>
+        <w:sz w:val="20"/>
+      </w:rPr>
+    </w:lvl>
+    <w:lvl w:ilvl="2" w:tentative="1">
+      <w:start w:val="1"/>
+      <w:numFmt w:val="bullet"/>
+      <w:lvlText w:val=""/>
+      <w:lvlJc w:val="left"/>
+      <w:pPr>
+        <w:tabs>
+          <w:tab w:val="num" w:pos="2160"/>
+        </w:tabs>
+        <w:ind w:left="2160" w:hanging="360"/>
+      </w:pPr>
+      <w:rPr>
+        <w:rFonts w:ascii="Wingdings" w:hAnsi="Wingdings" w:hint="default"/>
+        <w:sz w:val="20"/>
+      </w:rPr>
+    </w:lvl>
+    <w:lvl w:ilvl="3" w:tentative="1">
+      <w:start w:val="1"/>
+      <w:numFmt w:val="bullet"/>
+      <w:lvlText w:val=""/>
+      <w:lvlJc w:val="left"/>
+      <w:pPr>
+        <w:tabs>
+          <w:tab w:val="num" w:pos="2880"/>
+        </w:tabs>
+        <w:ind w:left="2880" w:hanging="360"/>
+      </w:pPr>
+      <w:rPr>
+        <w:rFonts w:ascii="Wingdings" w:hAnsi="Wingdings" w:hint="default"/>
+        <w:sz w:val="20"/>
+      </w:rPr>
+    </w:lvl>
+    <w:lvl w:ilvl="4" w:tentative="1">
+      <w:start w:val="1"/>
+      <w:numFmt w:val="bullet"/>
+      <w:lvlText w:val=""/>
+      <w:lvlJc w:val="left"/>
+      <w:pPr>
+        <w:tabs>
+          <w:tab w:val="num" w:pos="3600"/>
+        </w:tabs>
+        <w:ind w:left="3600" w:hanging="360"/>
+      </w:pPr>
+      <w:rPr>
+        <w:rFonts w:ascii="Wingdings" w:hAnsi="Wingdings" w:hint="default"/>
+        <w:sz w:val="20"/>
+      </w:rPr>
+    </w:lvl>
+    <w:lvl w:ilvl="5" w:tentative="1">
+      <w:start w:val="1"/>
+      <w:numFmt w:val="bullet"/>
+      <w:lvlText w:val=""/>
+      <w:lvlJc w:val="left"/>
+      <w:pPr>
+        <w:tabs>
+          <w:tab w:val="num" w:pos="4320"/>
+        </w:tabs>
+        <w:ind w:left="4320" w:hanging="360"/>
+      </w:pPr>
+      <w:rPr>
+        <w:rFonts w:ascii="Wingdings" w:hAnsi="Wingdings" w:hint="default"/>
+        <w:sz w:val="20"/>
+      </w:rPr>
+    </w:lvl>
+    <w:lvl w:ilvl="6" w:tentative="1">
+      <w:start w:val="1"/>
+      <w:numFmt w:val="bullet"/>
+      <w:lvlText w:val=""/>
+      <w:lvlJc w:val="left"/>
+      <w:pPr>
+        <w:tabs>
+          <w:tab w:val="num" w:pos="5040"/>
+        </w:tabs>
+        <w:ind w:left="5040" w:hanging="360"/>
+      </w:pPr>
+      <w:rPr>
+        <w:rFonts w:ascii="Wingdings" w:hAnsi="Wingdings" w:hint="default"/>
+        <w:sz w:val="20"/>
+      </w:rPr>
+    </w:lvl>
+    <w:lvl w:ilvl="7" w:tentative="1">
+      <w:start w:val="1"/>
+      <w:numFmt w:val="bullet"/>
+      <w:lvlText w:val=""/>
+      <w:lvlJc w:val="left"/>
+      <w:pPr>
+        <w:tabs>
+          <w:tab w:val="num" w:pos="5760"/>
+        </w:tabs>
+        <w:ind w:left="5760" w:hanging="360"/>
+      </w:pPr>
+      <w:rPr>
+        <w:rFonts w:ascii="Wingdings" w:hAnsi="Wingdings" w:hint="default"/>
+        <w:sz w:val="20"/>
+      </w:rPr>
+    </w:lvl>
+    <w:lvl w:ilvl="8" w:tentative="1">
+      <w:start w:val="1"/>
+      <w:numFmt w:val="bullet"/>
+      <w:lvlText w:val=""/>
+      <w:lvlJc w:val="left"/>
+      <w:pPr>
+        <w:tabs>
+          <w:tab w:val="num" w:pos="6480"/>
+        </w:tabs>
+        <w:ind w:left="6480" w:hanging="360"/>
+      </w:pPr>
+      <w:rPr>
+        <w:rFonts w:ascii="Wingdings" w:hAnsi="Wingdings" w:hint="default"/>
+        <w:sz w:val="20"/>
+      </w:rPr>
+    </w:lvl>
+  </w:abstractNum>
+  <w:abstractNum w:abstractNumId="14" w15:restartNumberingAfterBreak="0">
     <w:nsid w:val="7EDB6560"/>
     <w:multiLevelType w:val="hybridMultilevel"/>
     <w:tmpl w:val="D7E88532"/>
@@ -2136,32 +2563,325 @@
       </w:rPr>
     </w:lvl>
   </w:abstractNum>
+  <w:abstractNum w:abstractNumId="15" w15:restartNumberingAfterBreak="0">
+    <w:nsid w:val="7F4831B7"/>
+    <w:multiLevelType w:val="multilevel"/>
+    <w:tmpl w:val="06F07DCC"/>
+    <w:lvl w:ilvl="0">
+      <w:start w:val="1"/>
+      <w:numFmt w:val="bullet"/>
+      <w:lvlText w:val=""/>
+      <w:lvlJc w:val="left"/>
+      <w:pPr>
+        <w:tabs>
+          <w:tab w:val="num" w:pos="720"/>
+        </w:tabs>
+        <w:ind w:left="720" w:hanging="360"/>
+      </w:pPr>
+      <w:rPr>
+        <w:rFonts w:ascii="Symbol" w:hAnsi="Symbol" w:hint="default"/>
+        <w:sz w:val="20"/>
+      </w:rPr>
+    </w:lvl>
+    <w:lvl w:ilvl="1" w:tentative="1">
+      <w:start w:val="1"/>
+      <w:numFmt w:val="bullet"/>
+      <w:lvlText w:val="o"/>
+      <w:lvlJc w:val="left"/>
+      <w:pPr>
+        <w:tabs>
+          <w:tab w:val="num" w:pos="1440"/>
+        </w:tabs>
+        <w:ind w:left="1440" w:hanging="360"/>
+      </w:pPr>
+      <w:rPr>
+        <w:rFonts w:ascii="Courier New" w:hAnsi="Courier New" w:hint="default"/>
+        <w:sz w:val="20"/>
+      </w:rPr>
+    </w:lvl>
+    <w:lvl w:ilvl="2" w:tentative="1">
+      <w:start w:val="1"/>
+      <w:numFmt w:val="bullet"/>
+      <w:lvlText w:val=""/>
+      <w:lvlJc w:val="left"/>
+      <w:pPr>
+        <w:tabs>
+          <w:tab w:val="num" w:pos="2160"/>
+        </w:tabs>
+        <w:ind w:left="2160" w:hanging="360"/>
+      </w:pPr>
+      <w:rPr>
+        <w:rFonts w:ascii="Wingdings" w:hAnsi="Wingdings" w:hint="default"/>
+        <w:sz w:val="20"/>
+      </w:rPr>
+    </w:lvl>
+    <w:lvl w:ilvl="3" w:tentative="1">
+      <w:start w:val="1"/>
+      <w:numFmt w:val="bullet"/>
+      <w:lvlText w:val=""/>
+      <w:lvlJc w:val="left"/>
+      <w:pPr>
+        <w:tabs>
+          <w:tab w:val="num" w:pos="2880"/>
+        </w:tabs>
+        <w:ind w:left="2880" w:hanging="360"/>
+      </w:pPr>
+      <w:rPr>
+        <w:rFonts w:ascii="Wingdings" w:hAnsi="Wingdings" w:hint="default"/>
+        <w:sz w:val="20"/>
+      </w:rPr>
+    </w:lvl>
+    <w:lvl w:ilvl="4" w:tentative="1">
+      <w:start w:val="1"/>
+      <w:numFmt w:val="bullet"/>
+      <w:lvlText w:val=""/>
+      <w:lvlJc w:val="left"/>
+      <w:pPr>
+        <w:tabs>
+          <w:tab w:val="num" w:pos="3600"/>
+        </w:tabs>
+        <w:ind w:left="3600" w:hanging="360"/>
+      </w:pPr>
+      <w:rPr>
+        <w:rFonts w:ascii="Wingdings" w:hAnsi="Wingdings" w:hint="default"/>
+        <w:sz w:val="20"/>
+      </w:rPr>
+    </w:lvl>
+    <w:lvl w:ilvl="5" w:tentative="1">
+      <w:start w:val="1"/>
+      <w:numFmt w:val="bullet"/>
+      <w:lvlText w:val=""/>
+      <w:lvlJc w:val="left"/>
+      <w:pPr>
+        <w:tabs>
+          <w:tab w:val="num" w:pos="4320"/>
+        </w:tabs>
+        <w:ind w:left="4320" w:hanging="360"/>
+      </w:pPr>
+      <w:rPr>
+        <w:rFonts w:ascii="Wingdings" w:hAnsi="Wingdings" w:hint="default"/>
+        <w:sz w:val="20"/>
+      </w:rPr>
+    </w:lvl>
+    <w:lvl w:ilvl="6" w:tentative="1">
+      <w:start w:val="1"/>
+      <w:numFmt w:val="bullet"/>
+      <w:lvlText w:val=""/>
+      <w:lvlJc w:val="left"/>
+      <w:pPr>
+        <w:tabs>
+          <w:tab w:val="num" w:pos="5040"/>
+        </w:tabs>
+        <w:ind w:left="5040" w:hanging="360"/>
+      </w:pPr>
+      <w:rPr>
+        <w:rFonts w:ascii="Wingdings" w:hAnsi="Wingdings" w:hint="default"/>
+        <w:sz w:val="20"/>
+      </w:rPr>
+    </w:lvl>
+    <w:lvl w:ilvl="7" w:tentative="1">
+      <w:start w:val="1"/>
+      <w:numFmt w:val="bullet"/>
+      <w:lvlText w:val=""/>
+      <w:lvlJc w:val="left"/>
+      <w:pPr>
+        <w:tabs>
+          <w:tab w:val="num" w:pos="5760"/>
+        </w:tabs>
+        <w:ind w:left="5760" w:hanging="360"/>
+      </w:pPr>
+      <w:rPr>
+        <w:rFonts w:ascii="Wingdings" w:hAnsi="Wingdings" w:hint="default"/>
+        <w:sz w:val="20"/>
+      </w:rPr>
+    </w:lvl>
+    <w:lvl w:ilvl="8" w:tentative="1">
+      <w:start w:val="1"/>
+      <w:numFmt w:val="bullet"/>
+      <w:lvlText w:val=""/>
+      <w:lvlJc w:val="left"/>
+      <w:pPr>
+        <w:tabs>
+          <w:tab w:val="num" w:pos="6480"/>
+        </w:tabs>
+        <w:ind w:left="6480" w:hanging="360"/>
+      </w:pPr>
+      <w:rPr>
+        <w:rFonts w:ascii="Wingdings" w:hAnsi="Wingdings" w:hint="default"/>
+        <w:sz w:val="20"/>
+      </w:rPr>
+    </w:lvl>
+  </w:abstractNum>
+  <w:abstractNum w:abstractNumId="16" w15:restartNumberingAfterBreak="0">
+    <w:nsid w:val="7F5D5973"/>
+    <w:multiLevelType w:val="multilevel"/>
+    <w:tmpl w:val="18BAF834"/>
+    <w:lvl w:ilvl="0">
+      <w:start w:val="1"/>
+      <w:numFmt w:val="bullet"/>
+      <w:lvlText w:val=""/>
+      <w:lvlJc w:val="left"/>
+      <w:pPr>
+        <w:tabs>
+          <w:tab w:val="num" w:pos="1440"/>
+        </w:tabs>
+        <w:ind w:left="1440" w:hanging="360"/>
+      </w:pPr>
+      <w:rPr>
+        <w:rFonts w:ascii="Symbol" w:hAnsi="Symbol" w:hint="default"/>
+      </w:rPr>
+    </w:lvl>
+    <w:lvl w:ilvl="1">
+      <w:start w:val="1"/>
+      <w:numFmt w:val="bullet"/>
+      <w:lvlText w:val="o"/>
+      <w:lvlJc w:val="left"/>
+      <w:pPr>
+        <w:tabs>
+          <w:tab w:val="num" w:pos="2160"/>
+        </w:tabs>
+        <w:ind w:left="2160" w:hanging="360"/>
+      </w:pPr>
+      <w:rPr>
+        <w:rFonts w:ascii="Courier New" w:hAnsi="Courier New" w:hint="default"/>
+        <w:sz w:val="20"/>
+      </w:rPr>
+    </w:lvl>
+    <w:lvl w:ilvl="2">
+      <w:start w:val="1"/>
+      <w:numFmt w:val="upperLetter"/>
+      <w:lvlText w:val="%3."/>
+      <w:lvlJc w:val="left"/>
+      <w:pPr>
+        <w:ind w:left="2880" w:hanging="360"/>
+      </w:pPr>
+      <w:rPr>
+        <w:rFonts w:hint="default"/>
+      </w:rPr>
+    </w:lvl>
+    <w:lvl w:ilvl="3" w:tentative="1">
+      <w:start w:val="1"/>
+      <w:numFmt w:val="decimal"/>
+      <w:lvlText w:val="%4."/>
+      <w:lvlJc w:val="left"/>
+      <w:pPr>
+        <w:tabs>
+          <w:tab w:val="num" w:pos="3600"/>
+        </w:tabs>
+        <w:ind w:left="3600" w:hanging="360"/>
+      </w:pPr>
+    </w:lvl>
+    <w:lvl w:ilvl="4" w:tentative="1">
+      <w:start w:val="1"/>
+      <w:numFmt w:val="decimal"/>
+      <w:lvlText w:val="%5."/>
+      <w:lvlJc w:val="left"/>
+      <w:pPr>
+        <w:tabs>
+          <w:tab w:val="num" w:pos="4320"/>
+        </w:tabs>
+        <w:ind w:left="4320" w:hanging="360"/>
+      </w:pPr>
+    </w:lvl>
+    <w:lvl w:ilvl="5" w:tentative="1">
+      <w:start w:val="1"/>
+      <w:numFmt w:val="decimal"/>
+      <w:lvlText w:val="%6."/>
+      <w:lvlJc w:val="left"/>
+      <w:pPr>
+        <w:tabs>
+          <w:tab w:val="num" w:pos="5040"/>
+        </w:tabs>
+        <w:ind w:left="5040" w:hanging="360"/>
+      </w:pPr>
+    </w:lvl>
+    <w:lvl w:ilvl="6" w:tentative="1">
+      <w:start w:val="1"/>
+      <w:numFmt w:val="decimal"/>
+      <w:lvlText w:val="%7."/>
+      <w:lvlJc w:val="left"/>
+      <w:pPr>
+        <w:tabs>
+          <w:tab w:val="num" w:pos="5760"/>
+        </w:tabs>
+        <w:ind w:left="5760" w:hanging="360"/>
+      </w:pPr>
+    </w:lvl>
+    <w:lvl w:ilvl="7" w:tentative="1">
+      <w:start w:val="1"/>
+      <w:numFmt w:val="decimal"/>
+      <w:lvlText w:val="%8."/>
+      <w:lvlJc w:val="left"/>
+      <w:pPr>
+        <w:tabs>
+          <w:tab w:val="num" w:pos="6480"/>
+        </w:tabs>
+        <w:ind w:left="6480" w:hanging="360"/>
+      </w:pPr>
+    </w:lvl>
+    <w:lvl w:ilvl="8" w:tentative="1">
+      <w:start w:val="1"/>
+      <w:numFmt w:val="decimal"/>
+      <w:lvlText w:val="%9."/>
+      <w:lvlJc w:val="left"/>
+      <w:pPr>
+        <w:tabs>
+          <w:tab w:val="num" w:pos="7200"/>
+        </w:tabs>
+        <w:ind w:left="7200" w:hanging="360"/>
+      </w:pPr>
+    </w:lvl>
+  </w:abstractNum>
   <w:num w:numId="1" w16cid:durableId="700205748">
-    <w:abstractNumId w:val="5"/>
+    <w:abstractNumId w:val="7"/>
   </w:num>
   <w:num w:numId="2" w16cid:durableId="516040004">
-    <w:abstractNumId w:val="7"/>
+    <w:abstractNumId w:val="11"/>
   </w:num>
   <w:num w:numId="3" w16cid:durableId="412746473">
-    <w:abstractNumId w:val="1"/>
+    <w:abstractNumId w:val="2"/>
   </w:num>
   <w:num w:numId="4" w16cid:durableId="1180048812">
-    <w:abstractNumId w:val="4"/>
+    <w:abstractNumId w:val="6"/>
   </w:num>
   <w:num w:numId="5" w16cid:durableId="1879193966">
     <w:abstractNumId w:val="0"/>
   </w:num>
   <w:num w:numId="6" w16cid:durableId="2135252808">
-    <w:abstractNumId w:val="6"/>
+    <w:abstractNumId w:val="8"/>
   </w:num>
   <w:num w:numId="7" w16cid:durableId="1254971585">
+    <w:abstractNumId w:val="5"/>
+  </w:num>
+  <w:num w:numId="8" w16cid:durableId="140925323">
+    <w:abstractNumId w:val="4"/>
+  </w:num>
+  <w:num w:numId="9" w16cid:durableId="2136753659">
+    <w:abstractNumId w:val="14"/>
+  </w:num>
+  <w:num w:numId="10" w16cid:durableId="1333600801">
+    <w:abstractNumId w:val="13"/>
+  </w:num>
+  <w:num w:numId="11" w16cid:durableId="1524129972">
     <w:abstractNumId w:val="3"/>
   </w:num>
-  <w:num w:numId="8" w16cid:durableId="140925323">
-    <w:abstractNumId w:val="2"/>
+  <w:num w:numId="12" w16cid:durableId="289093351">
+    <w:abstractNumId w:val="1"/>
   </w:num>
-  <w:num w:numId="9" w16cid:durableId="2136753659">
-    <w:abstractNumId w:val="8"/>
+  <w:num w:numId="13" w16cid:durableId="912736869">
+    <w:abstractNumId w:val="15"/>
+  </w:num>
+  <w:num w:numId="14" w16cid:durableId="1681657082">
+    <w:abstractNumId w:val="16"/>
+  </w:num>
+  <w:num w:numId="15" w16cid:durableId="388965009">
+    <w:abstractNumId w:val="10"/>
+  </w:num>
+  <w:num w:numId="16" w16cid:durableId="797727855">
+    <w:abstractNumId w:val="12"/>
+  </w:num>
+  <w:num w:numId="17" w16cid:durableId="1593733726">
+    <w:abstractNumId w:val="9"/>
   </w:num>
 </w:numbering>
 </file>
